--- a/public/downloads/przykladowa-praca-magisterska-dziennikarstwo.docx
+++ b/public/downloads/przykladowa-praca-magisterska-dziennikarstwo.docx
@@ -120,7 +120,7 @@
         <w:t xml:space="preserve">(korpus z jawnych kryteriów, klucz kategoryzacyjny z definicjami, pilotaż i zgodność kodowania) uzupełniona jakościową analizą ramowania. Niebieskie adnotacje opisują funkcję każdej części — usuń je w swojej pracy. Dane liczbowe są fikcyjne. Pełne poradniki: praca-magisterska.pl/poradniki/</w:t>
       </w:r>
     </w:p>
-    <w:bookmarkStart w:id="20" w:name="streszczenie"/>
+    <w:bookmarkStart w:id="9" w:name="_streszczenie"/>
     <w:p>
       <w:pPr>
         <w:pStyle w:val="Heading1"/>
@@ -163,8 +163,8 @@
         <w:t xml:space="preserve">[Streszczenie pracy medioznawczej: przedmiot, cel, metoda z wielkością korpusu i zgodnością kodowania, główne wyniki z odsetkami. Zgodność kodowania (intercoder reliability) w streszczeniu to sygnał, że autor zna warsztat.]</w:t>
       </w:r>
     </w:p>
-    <w:bookmarkEnd w:id="20"/>
-    <w:bookmarkStart w:id="21" w:name="spis-treści"/>
+    <w:bookmarkEnd w:id="9"/>
+    <w:bookmarkStart w:id="10" w:name="_68349d0c7d64ae346c98bcec9a8185b5790f4f0"/>
     <w:p>
       <w:pPr>
         <w:pStyle w:val="Heading1"/>
@@ -382,8 +382,8 @@
         <w:t xml:space="preserve"> </w:t>
       </w:r>
     </w:p>
-    <w:bookmarkEnd w:id="21"/>
-    <w:bookmarkStart w:id="25" w:name="rozdział-2.-metodologia-badań-własnych"/>
+    <w:bookmarkEnd w:id="10"/>
+    <w:bookmarkStart w:id="14" w:name="_e5d7ec71757ba9fefd674d99e22409777750ebe"/>
     <w:p>
       <w:pPr>
         <w:pStyle w:val="Heading1"/>
@@ -392,7 +392,7 @@
         <w:t xml:space="preserve">Rozdział 2. Metodologia badań własnych</w:t>
       </w:r>
     </w:p>
-    <w:bookmarkStart w:id="22" w:name="dobór-korpusu-badawczego"/>
+    <w:bookmarkStart w:id="11" w:name="_932efb243fa6b2fc01267199293534a7d8269b9"/>
     <w:p>
       <w:pPr>
         <w:pStyle w:val="Heading2"/>
@@ -417,8 +417,8 @@
         <w:t xml:space="preserve">[Dobór korpusu z jawnymi kryteriami i „ścieżką selekcji” (ile zwróciło wyszukiwanie → ile zakwalifikowano) to fundament wiarygodności analizy zawartości. Bez tego korpus wygląda na dobrany pod tezę.]</w:t>
       </w:r>
     </w:p>
-    <w:bookmarkEnd w:id="22"/>
-    <w:bookmarkStart w:id="23" w:name="Xee9e54c22052b2878283d5d6895e2dd53be1647"/>
+    <w:bookmarkEnd w:id="11"/>
+    <w:bookmarkStart w:id="12" w:name="_ee9e54c22052b2878283d5d6895e2dd53be1647"/>
     <w:p>
       <w:pPr>
         <w:pStyle w:val="Heading2"/>
@@ -435,8 +435,8 @@
         <w:t xml:space="preserve">Jednostką analizy był pojedynczy tekst. Klucz kategoryzacyjny objął 14 kategorii w czterech grupach: temat główny (6 kategorii), rama interpretacyjna (rama postępu, rama zagrożenia, rama konsekwencji ekonomicznych, rama odpowiedzialności i regulacji — katalog zaadaptowany z literatury nad ramowaniem), wydźwięk wobec technologii (pozytywny, neutralny, negatywny, ambiwalentny) oraz typ źródeł cytowanych (nauka, branża, polityka, użytkownicy). Każdej kategorii przypisano definicję operacyjną z przykładami rozstrzygającymi przypadki graniczne. Klucz zweryfikowano w pilotażu na 20 tekstach spoza korpusu, po którym doprecyzowano definicje ram.</w:t>
       </w:r>
     </w:p>
-    <w:bookmarkEnd w:id="23"/>
-    <w:bookmarkStart w:id="24" w:name="zgodność-kodowania-i-ograniczenia-metody"/>
+    <w:bookmarkEnd w:id="12"/>
+    <w:bookmarkStart w:id="13" w:name="_181baf59c87272697ec91b3dd8565a1d6673e86"/>
     <w:p>
       <w:pPr>
         <w:pStyle w:val="Heading2"/>
@@ -461,9 +461,9 @@
         <w:t xml:space="preserve">[Zgodność kodowania to element, który wyróżnia pracę magisterską z medioznawstwa: pokazuje, że kategorie nie są prywatną intuicją autora. Prosty wariant (drugi koder + odsetek zgodności) jest w pełni osiągalny w pracy dyplomowej.]</w:t>
       </w:r>
     </w:p>
-    <w:bookmarkEnd w:id="24"/>
-    <w:bookmarkEnd w:id="25"/>
-    <w:bookmarkStart w:id="27" w:name="rozdział-3.-wyniki-analizy-zawartości"/>
+    <w:bookmarkEnd w:id="13"/>
+    <w:bookmarkEnd w:id="14"/>
+    <w:bookmarkStart w:id="16" w:name="_ee591c6c3ba089996c65aadf59e0a7adad2cda5"/>
     <w:p>
       <w:pPr>
         <w:pStyle w:val="Heading1"/>
@@ -472,7 +472,7 @@
         <w:t xml:space="preserve">Rozdział 3. Wyniki analizy zawartości</w:t>
       </w:r>
     </w:p>
-    <w:bookmarkStart w:id="26" w:name="rozkład-ram-interpretacyjnych"/>
+    <w:bookmarkStart w:id="15" w:name="_a75917e5fd2089d4a86618c5a4beb0251f2443a"/>
     <w:p>
       <w:pPr>
         <w:pStyle w:val="Heading2"/>
@@ -743,9 +743,9 @@
         <w:t xml:space="preserve">[Tabela z rozkładem w korpusie i per tytuł + test chi-kwadrat dla porównania. Pod tabelą „Źródło: badania własne”. W rozdziale 4 wybrane teksty analizuje się jakościowo — cytaty ilustrują, JAK rama działa w tekście.]</w:t>
       </w:r>
     </w:p>
-    <w:bookmarkEnd w:id="26"/>
-    <w:bookmarkEnd w:id="27"/>
-    <w:bookmarkStart w:id="28" w:name="X03899a4b2e49bec358b66119c573c84af0452d1"/>
+    <w:bookmarkEnd w:id="15"/>
+    <w:bookmarkEnd w:id="16"/>
+    <w:bookmarkStart w:id="17" w:name="_03899a4b2e49bec358b66119c573c84af0452d1"/>
     <w:p>
       <w:pPr>
         <w:pStyle w:val="Heading1"/>
@@ -762,8 +762,8 @@
         <w:t xml:space="preserve">Analiza jakościowa czterech tekstów o skrajnych realizacjach ram pokazuje mechanizmy językowe ramowania: metaforykę („wyścig”, „tsunami technologiczne”), dobór bohaterów i konstrukcję leadów. Wyniki wpisują się w ustalenia badań nad medialnym obrazem wcześniejszych technologii, w których rama ekonomiczna również dominowała nad ramą regulacyjną. Zwraca uwagę struktura cytowanych źródeł: w obu tytułach przedstawiciele branży technologicznej występowali częściej niż naukowcy, co może sprzyjać perspektywie promocyjnej. Ograniczenia pracy: dwa tytuły prasowe (bez mediów cyfrowych), kategoryzacja według ramy dominującej oraz okres analizy zamknięty w dwóch latach.</w:t>
       </w:r>
     </w:p>
-    <w:bookmarkEnd w:id="28"/>
-    <w:bookmarkStart w:id="29" w:name="zakończenie"/>
+    <w:bookmarkEnd w:id="17"/>
+    <w:bookmarkStart w:id="18" w:name="_zakończenie"/>
     <w:p>
       <w:pPr>
         <w:pStyle w:val="Heading1"/>
@@ -780,8 +780,8 @@
         <w:t xml:space="preserve">Praca odpowiedziała na wszystkie pytania badawcze: zidentyfikowano dominację ramy konsekwencji ekonomicznych, istotne różnice profilowe między tytułami oraz asymetrię źródeł na korzyść branży. W warstwie metodologicznej praca dostarcza przetestowanego klucza kategoryzacyjnego (aneks), który może być adaptowany w badaniach innych technologii. Kierunkiem dalszych badań jest rozszerzenie analizy na media cyfrowe i porównanie ramowania w mediach informacyjnych oraz społecznościowych.</w:t>
       </w:r>
     </w:p>
-    <w:bookmarkEnd w:id="29"/>
-    <w:bookmarkStart w:id="33" w:name="bibliografia"/>
+    <w:bookmarkEnd w:id="18"/>
+    <w:bookmarkStart w:id="23" w:name="_bibliografia"/>
     <w:p>
       <w:pPr>
         <w:pStyle w:val="Heading1"/>
@@ -917,7 +917,7 @@
     </w:p>
     <w:p>
       <w:pPr>
-        <w:pStyle w:val="BodyText"/>
+        <w:pStyle w:val="FirstParagraph"/>
       </w:pPr>
       <w:r>
         <w:t xml:space="preserve">Wzór przygotowała redakcja serwisu</w:t>
@@ -945,7 +945,7 @@
           <w:b/>
           <w:bCs/>
         </w:rPr>
-        <w:t xml:space="preserve">Smart-Edu.ai — pierwsza wersja pracy w kilka godzin, nie w kilka miesięcy</w:t>
+        <w:t xml:space="preserve">„Jak napisać pracę magisterską z dziennikarstwa” — przewodnik do tego wzoru</w:t>
       </w:r>
     </w:p>
     <w:p>
@@ -953,21 +953,21 @@
         <w:pStyle w:val="Note"/>
       </w:pPr>
       <w:r>
-        <w:t xml:space="preserve">Podajesz temat, kierunek studiów i wytyczne promotora, a sztuczna inteligencja generuje unikalny, gotowy do edycji tekst: z poprawną strukturą rozdziałów, przypisami i bibliografią. Rejestracja jest darmowa, płacisz wyłącznie za wygenerowany tekst.</w:t>
+        <w:t xml:space="preserve">Wzór pokazuje układ pracy. Przewodnik pokazuje, jak wypełnić każdy rozdział treścią: dobór metody i narzędzi, analiza wyników, typowe uwagi recenzentów. PDF + EPUB, 49 zł, dostęp od razu po płatności.</w:t>
       </w:r>
     </w:p>
     <w:p>
       <w:pPr>
         <w:pStyle w:val="Note"/>
       </w:pPr>
-      <w:hyperlink r:id="rId30">
+      <w:hyperlink r:id="rId19">
         <w:r>
           <w:rPr>
             <w:rStyle w:val="Hyperlink"/>
             <w:b/>
             <w:bCs/>
           </w:rPr>
-          <w:t xml:space="preserve">www.smart-edu.ai/pl/masters-thesis</w:t>
+          <w:t xml:space="preserve">praca-magisterska.pl/sklep/jak-napisac-prace-magisterska-z-dziennikarstwa/</w:t>
         </w:r>
       </w:hyperlink>
     </w:p>
@@ -976,35 +976,50 @@
         <w:pStyle w:val="BodyText"/>
       </w:pPr>
       <w:r>
-        <w:t xml:space="preserve">Wolisz napisać pracę w pełni samodzielnie? Pomoże Ci ebook</w:t>
-      </w:r>
-      <w:r>
-        <w:t xml:space="preserve"> </w:t>
-      </w:r>
-      <w:r>
-        <w:rPr>
-          <w:b/>
-          <w:bCs/>
-        </w:rPr>
-        <w:t xml:space="preserve">„Jak napisać pracę magisterską. Kompletny przewodnik od A do Z”</w:t>
-      </w:r>
-      <w:r>
-        <w:t xml:space="preserve"> </w:t>
-      </w:r>
-      <w:r>
-        <w:t xml:space="preserve">— 250 stron praktycznych wskazówek, szablonów i checklist, z rozdziałem o etycznym korzystaniu z AI:</w:t>
-      </w:r>
-      <w:r>
-        <w:t xml:space="preserve"> </w:t>
-      </w:r>
-      <w:hyperlink r:id="rId31">
+        <w:t xml:space="preserve">Chcesz zobaczyć kompletną pracę z przypisami i bibliografią? Zajrzyj do</w:t>
+      </w:r>
+      <w:r>
+        <w:t xml:space="preserve"> </w:t>
+      </w:r>
+      <w:hyperlink r:id="rId20">
         <w:r>
           <w:rPr>
             <w:rStyle w:val="Hyperlink"/>
           </w:rPr>
-          <w:t xml:space="preserve">www.praca-magisterska.pl/sklep/praca-magisterska-ebook/</w:t>
+          <w:t xml:space="preserve">katalogu gotowych prac wzorcowych</w:t>
         </w:r>
       </w:hyperlink>
+      <w:r>
+        <w:t xml:space="preserve"> </w:t>
+      </w:r>
+      <w:r>
+        <w:t xml:space="preserve">(59 zł za pracę).</w:t>
+      </w:r>
+    </w:p>
+    <w:p>
+      <w:pPr>
+        <w:pStyle w:val="BodyText"/>
+      </w:pPr>
+      <w:r>
+        <w:t xml:space="preserve">Generator</w:t>
+      </w:r>
+      <w:r>
+        <w:t xml:space="preserve"> </w:t>
+      </w:r>
+      <w:hyperlink r:id="rId21">
+        <w:r>
+          <w:rPr>
+            <w:rStyle w:val="Hyperlink"/>
+          </w:rPr>
+          <w:t xml:space="preserve">Smart-Edu.ai</w:t>
+        </w:r>
+      </w:hyperlink>
+      <w:r>
+        <w:t xml:space="preserve"> </w:t>
+      </w:r>
+      <w:r>
+        <w:t xml:space="preserve">przygotuje pierwszą wersję tekstu z pomocą sztucznej inteligencji, jeśli wolisz zacząć od szkicu.</w:t>
+      </w:r>
     </w:p>
     <w:p>
       <w:pPr>
@@ -1020,7 +1035,7 @@
       <w:r>
         <w:t xml:space="preserve"> </w:t>
       </w:r>
-      <w:hyperlink r:id="rId32">
+      <w:hyperlink r:id="rId22">
         <w:r>
           <w:rPr>
             <w:rStyle w:val="Hyperlink"/>
@@ -1031,7 +1046,7 @@
         </w:r>
       </w:hyperlink>
     </w:p>
-    <w:bookmarkEnd w:id="33"/>
+    <w:bookmarkEnd w:id="23"/>
     <w:sectPr/>
   </w:body>
 </w:document>
